--- a/public/templates/office/Common_보안침해사고_개인정보유출_신고서.docx
+++ b/public/templates/office/Common_보안침해사고_개인정보유출_신고서.docx
@@ -3,100 +3,99 @@
 <w:document xmlns:wpc="http://schemas.microsoft.com/office/word/2010/wordprocessingCanvas" xmlns:mo="http://schemas.microsoft.com/office/mac/office/2008/main" xmlns:mc="http://schemas.openxmlformats.org/markup-compatibility/2006" xmlns:mv="urn:schemas-microsoft-com:mac:vml" xmlns:o="urn:schemas-microsoft-com:office:office" xmlns:r="http://schemas.openxmlformats.org/officeDocument/2006/relationships" xmlns:m="http://schemas.openxmlformats.org/officeDocument/2006/math" xmlns:v="urn:schemas-microsoft-com:vml" xmlns:wp14="http://schemas.microsoft.com/office/word/2010/wordprocessingDrawing" xmlns:wp="http://schemas.openxmlformats.org/drawingml/2006/wordprocessingDrawing" xmlns:w10="urn:schemas-microsoft-com:office:word" xmlns:w="http://schemas.openxmlformats.org/wordprocessingml/2006/main" xmlns:w14="http://schemas.microsoft.com/office/word/2010/wordml" xmlns:wpg="http://schemas.microsoft.com/office/word/2010/wordprocessingGroup" xmlns:wpi="http://schemas.microsoft.com/office/word/2010/wordprocessingInk" xmlns:wne="http://schemas.microsoft.com/office/word/2006/wordml" xmlns:wps="http://schemas.microsoft.com/office/word/2010/wordprocessingShape" mc:Ignorable="w14 wp14">
   <w:body>
     <w:p>
-      <w:pPr>
-        <w:jc w:val="center"/>
-      </w:pPr>
       <w:r>
         <w:rPr>
-          <w:rFonts w:ascii="Malgun Gothic" w:hAnsi="Malgun Gothic"/>
+          <w:rFonts w:ascii="맑은 고딕" w:hAnsi="맑은 고딕" w:eastAsia="맑은 고딕"/>
           <w:b/>
-          <w:color w:val="1E293B"/>
-          <w:sz w:val="36"/>
+          <w:color w:val="2563EB"/>
+          <w:sz w:val="17"/>
         </w:rPr>
-        <w:t>보안 침해사고 및 개인정보 유출 신고서</w:t>
+        <w:t>[엠파시 엔터프라이즈 표준 사업관리 서식] 문서번호: EMP-DOC-E1 | 사업명: 한빛글로벌 SyncGuard AI 시스템 구축</w:t>
       </w:r>
     </w:p>
     <w:p>
-      <w:pPr>
-        <w:jc w:val="center"/>
-      </w:pPr>
       <w:r>
         <w:rPr>
-          <w:rFonts w:ascii="Malgun Gothic" w:hAnsi="Malgun Gothic"/>
-          <w:color w:val="64748B"/>
+          <w:rFonts w:ascii="맑은 고딕" w:hAnsi="맑은 고딕" w:eastAsia="맑은 고딕"/>
+          <w:b/>
+          <w:color w:val="0F172A"/>
+          <w:sz w:val="36"/>
+        </w:rPr>
+        <w:t>보안 침해사고 및 개인정보 유출 신고서 (모의훈련 실전 양식)</w:t>
+      </w:r>
+    </w:p>
+    <w:p>
+      <w:r>
+        <w:rPr>
+          <w:rFonts w:ascii="맑은 고딕" w:hAnsi="맑은 고딕" w:eastAsia="맑은 고딕"/>
+          <w:b w:val="0"/>
+          <w:color w:val="475569"/>
           <w:sz w:val="21"/>
         </w:rPr>
-        <w:t>개인정보보호법 제34조 및 정보통신망법에 따른 72시간 이내 공식 신고 서식</w:t>
-      </w:r>
-    </w:p>
-    <w:p/>
-    <w:p>
-      <w:pPr>
-        <w:spacing w:before="160" w:after="80"/>
-      </w:pPr>
-      <w:r>
-        <w:rPr>
-          <w:rFonts w:ascii="Malgun Gothic" w:hAnsi="Malgun Gothic"/>
-          <w:b/>
-          <w:color w:val="2563EB"/>
-          <w:sz w:val="26"/>
-        </w:rPr>
-        <w:t>1. 사고 발생 개요</w:t>
+        <w:t>개인정보보호법 제34조 및 정보통신망법에 따른 72시간 골든타임 대응 및 KISA·개보위 신고 표준 양식</w:t>
       </w:r>
     </w:p>
     <w:tbl>
       <w:tblPr>
+        <w:tblStyle w:val="TableGrid"/>
         <w:tblW w:type="auto" w:w="0"/>
         <w:jc w:val="center"/>
-        <w:tblLayout w:type="autofit"/>
         <w:tblLook w:firstColumn="1" w:firstRow="1" w:lastColumn="0" w:lastRow="0" w:noHBand="0" w:noVBand="1" w:val="04A0"/>
       </w:tblPr>
       <w:tblGrid>
-        <w:gridCol w:w="4680"/>
-        <w:gridCol w:w="4680"/>
+        <w:gridCol w:w="4896"/>
+        <w:gridCol w:w="4896"/>
       </w:tblGrid>
       <w:tr>
         <w:tc>
           <w:tcPr>
-            <w:tcW w:type="dxa" w:w="4680"/>
+            <w:tcW w:type="dxa" w:w="4896"/>
+            <w:shd w:fill="1B365D"/>
             <w:tcMar>
-              <w:top w:w="100" w:type="dxa"/>
-              <w:bottom w:w="100" w:type="dxa"/>
-              <w:left w:w="130" w:type="dxa"/>
-              <w:right w:w="130" w:type="dxa"/>
+              <w:top w:w="110" w:type="dxa"/>
+              <w:bottom w:w="110" w:type="dxa"/>
+              <w:left w:w="140" w:type="dxa"/>
+              <w:right w:w="140" w:type="dxa"/>
             </w:tcMar>
-            <w:shd w:fill="1E293B"/>
           </w:tcPr>
           <w:p>
+            <w:pPr>
+              <w:jc w:val="center"/>
+            </w:pPr>
+            <w:r/>
             <w:r>
               <w:rPr>
-                <w:rFonts w:ascii="Malgun Gothic" w:hAnsi="Malgun Gothic"/>
+                <w:rFonts w:ascii="맑은 고딕" w:hAnsi="맑은 고딕" w:eastAsia="맑은 고딕"/>
                 <w:b/>
                 <w:color w:val="FFFFFF"/>
-                <w:sz w:val="18"/>
+                <w:sz w:val="19"/>
               </w:rPr>
-              <w:t>구분 항목</w:t>
+              <w:t>구분</w:t>
             </w:r>
           </w:p>
         </w:tc>
         <w:tc>
           <w:tcPr>
-            <w:tcW w:type="dxa" w:w="4680"/>
+            <w:tcW w:type="dxa" w:w="4896"/>
+            <w:shd w:fill="1B365D"/>
             <w:tcMar>
-              <w:top w:w="100" w:type="dxa"/>
-              <w:bottom w:w="100" w:type="dxa"/>
-              <w:left w:w="130" w:type="dxa"/>
-              <w:right w:w="130" w:type="dxa"/>
+              <w:top w:w="110" w:type="dxa"/>
+              <w:bottom w:w="110" w:type="dxa"/>
+              <w:left w:w="140" w:type="dxa"/>
+              <w:right w:w="140" w:type="dxa"/>
             </w:tcMar>
-            <w:shd w:fill="1E293B"/>
           </w:tcPr>
           <w:p>
+            <w:pPr>
+              <w:jc w:val="center"/>
+            </w:pPr>
+            <w:r/>
             <w:r>
               <w:rPr>
-                <w:rFonts w:ascii="Malgun Gothic" w:hAnsi="Malgun Gothic"/>
+                <w:rFonts w:ascii="맑은 고딕" w:hAnsi="맑은 고딕" w:eastAsia="맑은 고딕"/>
                 <w:b/>
                 <w:color w:val="FFFFFF"/>
-                <w:sz w:val="18"/>
+                <w:sz w:val="19"/>
               </w:rPr>
               <w:t>상세 내용</w:t>
             </w:r>
@@ -106,45 +105,49 @@
       <w:tr>
         <w:tc>
           <w:tcPr>
-            <w:tcW w:type="dxa" w:w="4680"/>
+            <w:tcW w:type="dxa" w:w="4896"/>
+            <w:shd w:fill="EFF6FF"/>
             <w:tcMar>
-              <w:top w:w="100" w:type="dxa"/>
-              <w:bottom w:w="100" w:type="dxa"/>
-              <w:left w:w="130" w:type="dxa"/>
-              <w:right w:w="130" w:type="dxa"/>
+              <w:top w:w="90" w:type="dxa"/>
+              <w:bottom w:w="90" w:type="dxa"/>
+              <w:left w:w="140" w:type="dxa"/>
+              <w:right w:w="140" w:type="dxa"/>
             </w:tcMar>
-            <w:shd w:fill="F8FAFC"/>
           </w:tcPr>
           <w:p>
+            <w:r/>
             <w:r>
               <w:rPr>
-                <w:rFonts w:ascii="Malgun Gothic" w:hAnsi="Malgun Gothic"/>
-                <w:color w:val="334155"/>
-                <w:sz w:val="18"/>
+                <w:rFonts w:ascii="맑은 고딕" w:hAnsi="맑은 고딕" w:eastAsia="맑은 고딕"/>
+                <w:b/>
+                <w:color w:val="1E293B"/>
+                <w:sz w:val="19"/>
               </w:rPr>
-              <w:t>신고 기관</w:t>
+              <w:t>문서 구분</w:t>
             </w:r>
           </w:p>
         </w:tc>
         <w:tc>
           <w:tcPr>
-            <w:tcW w:type="dxa" w:w="4680"/>
+            <w:tcW w:type="dxa" w:w="4896"/>
+            <w:shd w:fill="FFFFFF"/>
             <w:tcMar>
-              <w:top w:w="100" w:type="dxa"/>
-              <w:bottom w:w="100" w:type="dxa"/>
-              <w:left w:w="130" w:type="dxa"/>
-              <w:right w:w="130" w:type="dxa"/>
+              <w:top w:w="90" w:type="dxa"/>
+              <w:bottom w:w="90" w:type="dxa"/>
+              <w:left w:w="140" w:type="dxa"/>
+              <w:right w:w="140" w:type="dxa"/>
             </w:tcMar>
-            <w:shd w:fill="F8FAFC"/>
           </w:tcPr>
           <w:p>
+            <w:r/>
             <w:r>
               <w:rPr>
-                <w:rFonts w:ascii="Malgun Gothic" w:hAnsi="Malgun Gothic"/>
-                <w:color w:val="334155"/>
-                <w:sz w:val="18"/>
+                <w:rFonts w:ascii="맑은 고딕" w:hAnsi="맑은 고딕" w:eastAsia="맑은 고딕"/>
+                <w:b w:val="0"/>
+                <w:color w:val="1E293B"/>
+                <w:sz w:val="19"/>
               </w:rPr>
-              <w:t>개인정보보호위원회 / 한국인터넷진흥원 (KISA)</w:t>
+              <w:t>2026년 하반기 한빛글로벌×엠파시 합동 침해사고 대응 모의훈련 결과 보고 및 법정 신고 서식</w:t>
             </w:r>
           </w:p>
         </w:tc>
@@ -152,45 +155,49 @@
       <w:tr>
         <w:tc>
           <w:tcPr>
-            <w:tcW w:type="dxa" w:w="4680"/>
+            <w:tcW w:type="dxa" w:w="4896"/>
+            <w:shd w:fill="EFF6FF"/>
             <w:tcMar>
-              <w:top w:w="100" w:type="dxa"/>
-              <w:bottom w:w="100" w:type="dxa"/>
-              <w:left w:w="130" w:type="dxa"/>
-              <w:right w:w="130" w:type="dxa"/>
+              <w:top w:w="90" w:type="dxa"/>
+              <w:bottom w:w="90" w:type="dxa"/>
+              <w:left w:w="140" w:type="dxa"/>
+              <w:right w:w="140" w:type="dxa"/>
             </w:tcMar>
-            <w:shd w:fill="FFFFFF"/>
           </w:tcPr>
           <w:p>
+            <w:r/>
             <w:r>
               <w:rPr>
-                <w:rFonts w:ascii="Malgun Gothic" w:hAnsi="Malgun Gothic"/>
-                <w:color w:val="334155"/>
-                <w:sz w:val="18"/>
+                <w:rFonts w:ascii="맑은 고딕" w:hAnsi="맑은 고딕" w:eastAsia="맑은 고딕"/>
+                <w:b/>
+                <w:color w:val="1E293B"/>
+                <w:sz w:val="19"/>
               </w:rPr>
-              <w:t>사고 발생 인지 시점</w:t>
+              <w:t>신고 대상 기관</w:t>
             </w:r>
           </w:p>
         </w:tc>
         <w:tc>
           <w:tcPr>
-            <w:tcW w:type="dxa" w:w="4680"/>
+            <w:tcW w:type="dxa" w:w="4896"/>
+            <w:shd w:fill="F8FAFC"/>
             <w:tcMar>
-              <w:top w:w="100" w:type="dxa"/>
-              <w:bottom w:w="100" w:type="dxa"/>
-              <w:left w:w="130" w:type="dxa"/>
-              <w:right w:w="130" w:type="dxa"/>
+              <w:top w:w="90" w:type="dxa"/>
+              <w:bottom w:w="90" w:type="dxa"/>
+              <w:left w:w="140" w:type="dxa"/>
+              <w:right w:w="140" w:type="dxa"/>
             </w:tcMar>
-            <w:shd w:fill="FFFFFF"/>
           </w:tcPr>
           <w:p>
+            <w:r/>
             <w:r>
               <w:rPr>
-                <w:rFonts w:ascii="Malgun Gothic" w:hAnsi="Malgun Gothic"/>
-                <w:color w:val="334155"/>
-                <w:sz w:val="18"/>
+                <w:rFonts w:ascii="맑은 고딕" w:hAnsi="맑은 고딕" w:eastAsia="맑은 고딕"/>
+                <w:b w:val="0"/>
+                <w:color w:val="1E293B"/>
+                <w:sz w:val="19"/>
               </w:rPr>
-              <w:t>202 년  월  일 [  ]:[  ] (인지 후 72시간 이내)</w:t>
+              <w:t>개인정보보호위원회 / 한국인터넷진흥원(KISA) 침해대응센터</w:t>
             </w:r>
           </w:p>
         </w:tc>
@@ -198,45 +205,49 @@
       <w:tr>
         <w:tc>
           <w:tcPr>
-            <w:tcW w:type="dxa" w:w="4680"/>
+            <w:tcW w:type="dxa" w:w="4896"/>
+            <w:shd w:fill="EFF6FF"/>
             <w:tcMar>
-              <w:top w:w="100" w:type="dxa"/>
-              <w:bottom w:w="100" w:type="dxa"/>
-              <w:left w:w="130" w:type="dxa"/>
-              <w:right w:w="130" w:type="dxa"/>
+              <w:top w:w="90" w:type="dxa"/>
+              <w:bottom w:w="90" w:type="dxa"/>
+              <w:left w:w="140" w:type="dxa"/>
+              <w:right w:w="140" w:type="dxa"/>
             </w:tcMar>
-            <w:shd w:fill="F8FAFC"/>
           </w:tcPr>
           <w:p>
+            <w:r/>
             <w:r>
               <w:rPr>
-                <w:rFonts w:ascii="Malgun Gothic" w:hAnsi="Malgun Gothic"/>
-                <w:color w:val="334155"/>
-                <w:sz w:val="18"/>
+                <w:rFonts w:ascii="맑은 고딕" w:hAnsi="맑은 고딕" w:eastAsia="맑은 고딕"/>
+                <w:b/>
+                <w:color w:val="1E293B"/>
+                <w:sz w:val="19"/>
               </w:rPr>
-              <w:t>유출 / 침해 주체</w:t>
+              <w:t>사고(훈련) 인지 시점</w:t>
             </w:r>
           </w:p>
         </w:tc>
         <w:tc>
           <w:tcPr>
-            <w:tcW w:type="dxa" w:w="4680"/>
+            <w:tcW w:type="dxa" w:w="4896"/>
+            <w:shd w:fill="FFFFFF"/>
             <w:tcMar>
-              <w:top w:w="100" w:type="dxa"/>
-              <w:bottom w:w="100" w:type="dxa"/>
-              <w:left w:w="130" w:type="dxa"/>
-              <w:right w:w="130" w:type="dxa"/>
+              <w:top w:w="90" w:type="dxa"/>
+              <w:bottom w:w="90" w:type="dxa"/>
+              <w:left w:w="140" w:type="dxa"/>
+              <w:right w:w="140" w:type="dxa"/>
             </w:tcMar>
-            <w:shd w:fill="F8FAFC"/>
           </w:tcPr>
           <w:p>
+            <w:r/>
             <w:r>
               <w:rPr>
-                <w:rFonts w:ascii="Malgun Gothic" w:hAnsi="Malgun Gothic"/>
-                <w:color w:val="334155"/>
-                <w:sz w:val="18"/>
+                <w:rFonts w:ascii="맑은 고딕" w:hAnsi="맑은 고딕" w:eastAsia="맑은 고딕"/>
+                <w:b w:val="0"/>
+                <w:color w:val="1E293B"/>
+                <w:sz w:val="19"/>
               </w:rPr>
-              <w:t>[시스템명 및 데이터베이스 식별자]</w:t>
+              <w:t>2026년 10월 12일 10:15 (인지 후 4시간 이내 초동 격리 및 신고서 작성 완비 — 법정 72시간 준수)</w:t>
             </w:r>
           </w:p>
         </w:tc>
@@ -244,45 +255,99 @@
       <w:tr>
         <w:tc>
           <w:tcPr>
-            <w:tcW w:type="dxa" w:w="4680"/>
+            <w:tcW w:type="dxa" w:w="4896"/>
+            <w:shd w:fill="EFF6FF"/>
             <w:tcMar>
-              <w:top w:w="100" w:type="dxa"/>
-              <w:bottom w:w="100" w:type="dxa"/>
-              <w:left w:w="130" w:type="dxa"/>
-              <w:right w:w="130" w:type="dxa"/>
+              <w:top w:w="90" w:type="dxa"/>
+              <w:bottom w:w="90" w:type="dxa"/>
+              <w:left w:w="140" w:type="dxa"/>
+              <w:right w:w="140" w:type="dxa"/>
             </w:tcMar>
-            <w:shd w:fill="FFFFFF"/>
           </w:tcPr>
           <w:p>
+            <w:r/>
             <w:r>
               <w:rPr>
-                <w:rFonts w:ascii="Malgun Gothic" w:hAnsi="Malgun Gothic"/>
-                <w:color w:val="334155"/>
-                <w:sz w:val="18"/>
+                <w:rFonts w:ascii="맑은 고딕" w:hAnsi="맑은 고딕" w:eastAsia="맑은 고딕"/>
+                <w:b/>
+                <w:color w:val="1E293B"/>
+                <w:sz w:val="19"/>
               </w:rPr>
-              <w:t>침해 유형</w:t>
+              <w:t>대상 시스템 식별자</w:t>
             </w:r>
           </w:p>
         </w:tc>
         <w:tc>
           <w:tcPr>
-            <w:tcW w:type="dxa" w:w="4680"/>
+            <w:tcW w:type="dxa" w:w="4896"/>
+            <w:shd w:fill="F8FAFC"/>
             <w:tcMar>
-              <w:top w:w="100" w:type="dxa"/>
-              <w:bottom w:w="100" w:type="dxa"/>
-              <w:left w:w="130" w:type="dxa"/>
-              <w:right w:w="130" w:type="dxa"/>
+              <w:top w:w="90" w:type="dxa"/>
+              <w:bottom w:w="90" w:type="dxa"/>
+              <w:left w:w="140" w:type="dxa"/>
+              <w:right w:w="140" w:type="dxa"/>
             </w:tcMar>
-            <w:shd w:fill="FFFFFF"/>
           </w:tcPr>
           <w:p>
+            <w:r/>
             <w:r>
               <w:rPr>
-                <w:rFonts w:ascii="Malgun Gothic" w:hAnsi="Malgun Gothic"/>
-                <w:color w:val="334155"/>
-                <w:sz w:val="18"/>
+                <w:rFonts w:ascii="맑은 고딕" w:hAnsi="맑은 고딕" w:eastAsia="맑은 고딕"/>
+                <w:b w:val="0"/>
+                <w:color w:val="1E293B"/>
+                <w:sz w:val="19"/>
               </w:rPr>
-              <w:t>[  ] 악성코드/랜섬웨어  /  [  ] 비인가 접근  /  [  ] 관리자 부주의  /  [  ] SQL 인젝션</w:t>
+              <w:t>SyncGuard AI 검증계 외부연계 게이트웨이 (stg-api-gw.hanbitglobal.com / IP: 10.240.12.88)</w:t>
+            </w:r>
+          </w:p>
+        </w:tc>
+      </w:tr>
+      <w:tr>
+        <w:tc>
+          <w:tcPr>
+            <w:tcW w:type="dxa" w:w="4896"/>
+            <w:shd w:fill="EFF6FF"/>
+            <w:tcMar>
+              <w:top w:w="90" w:type="dxa"/>
+              <w:bottom w:w="90" w:type="dxa"/>
+              <w:left w:w="140" w:type="dxa"/>
+              <w:right w:w="140" w:type="dxa"/>
+            </w:tcMar>
+          </w:tcPr>
+          <w:p>
+            <w:r/>
+            <w:r>
+              <w:rPr>
+                <w:rFonts w:ascii="맑은 고딕" w:hAnsi="맑은 고딕" w:eastAsia="맑은 고딕"/>
+                <w:b/>
+                <w:color w:val="1E293B"/>
+                <w:sz w:val="19"/>
+              </w:rPr>
+              <w:t>침해 유형 분류</w:t>
+            </w:r>
+          </w:p>
+        </w:tc>
+        <w:tc>
+          <w:tcPr>
+            <w:tcW w:type="dxa" w:w="4896"/>
+            <w:shd w:fill="FFFFFF"/>
+            <w:tcMar>
+              <w:top w:w="90" w:type="dxa"/>
+              <w:bottom w:w="90" w:type="dxa"/>
+              <w:left w:w="140" w:type="dxa"/>
+              <w:right w:w="140" w:type="dxa"/>
+            </w:tcMar>
+          </w:tcPr>
+          <w:p>
+            <w:r/>
+            <w:r>
+              <w:rPr>
+                <w:rFonts w:ascii="맑은 고딕" w:hAnsi="맑은 고딕" w:eastAsia="맑은 고딕"/>
+                <w:b w:val="0"/>
+                <w:color w:val="1E293B"/>
+                <w:sz w:val="19"/>
+              </w:rPr>
+              <w:t>[ ] 랜섬웨어  [✓] 비인가 크리덴셜 스터핑 시도(모의공격)  [ ] SQL 인젝션  [ ] 내부자 유출</w:t>
             </w:r>
           </w:p>
         </w:tc>
@@ -290,172 +355,396 @@
     </w:tbl>
     <w:p/>
     <w:p>
-      <w:pPr>
-        <w:spacing w:before="160" w:after="80"/>
-      </w:pPr>
       <w:r>
         <w:rPr>
-          <w:rFonts w:ascii="Malgun Gothic" w:hAnsi="Malgun Gothic"/>
+          <w:rFonts w:ascii="맑은 고딕" w:hAnsi="맑은 고딕" w:eastAsia="맑은 고딕"/>
           <w:b/>
-          <w:color w:val="2563EB"/>
-          <w:sz w:val="26"/>
+          <w:color w:val="1B365D"/>
+          <w:sz w:val="25"/>
         </w:rPr>
-        <w:t>2. 유출된 정보의 항목 및 피해 규모</w:t>
+        <w:t>1. 모의 침해사고 탐지 및 피해 규모 산정 내역</w:t>
       </w:r>
     </w:p>
-    <w:p>
-      <w:pPr>
-        <w:spacing w:line="312" w:lineRule="auto" w:after="60"/>
-      </w:pPr>
-      <w:r>
-        <w:rPr>
-          <w:rFonts w:ascii="Malgun Gothic" w:hAnsi="Malgun Gothic"/>
-          <w:color w:val="334155"/>
-          <w:sz w:val="20"/>
-        </w:rPr>
-        <w:t>1. 유출 항목: 성명, 사내 이메일, 마스킹된 전화번호 (주민등록번호 및 금융계좌번호는 AES-256 암호화되어 있어 복호화 불가 상태 유지).</w:t>
-      </w:r>
-    </w:p>
-    <w:p>
-      <w:pPr>
-        <w:spacing w:line="312" w:lineRule="auto" w:after="60"/>
-      </w:pPr>
-      <w:r>
-        <w:rPr>
-          <w:rFonts w:ascii="Malgun Gothic" w:hAnsi="Malgun Gothic"/>
-          <w:color w:val="334155"/>
-          <w:sz w:val="20"/>
-        </w:rPr>
-        <w:t>2. 유출 규모: 총 [       ] 건 추정 (외부 유출 IP 즉시 차단 완료).</w:t>
-      </w:r>
-    </w:p>
-    <w:p>
-      <w:pPr>
-        <w:spacing w:before="160" w:after="80"/>
-      </w:pPr>
-      <w:r>
-        <w:rPr>
-          <w:rFonts w:ascii="Malgun Gothic" w:hAnsi="Malgun Gothic"/>
-          <w:b/>
-          <w:color w:val="2563EB"/>
-          <w:sz w:val="26"/>
-        </w:rPr>
-        <w:t>3. 긴급 대응 조치 및 정보주체 통지 계획</w:t>
-      </w:r>
-    </w:p>
-    <w:p>
-      <w:pPr>
-        <w:spacing w:line="312" w:lineRule="auto" w:after="60"/>
-      </w:pPr>
-      <w:r>
-        <w:rPr>
-          <w:rFonts w:ascii="Malgun Gothic" w:hAnsi="Malgun Gothic"/>
-          <w:color w:val="334155"/>
-          <w:sz w:val="20"/>
-        </w:rPr>
-        <w:t>1. 침해 경로 방화벽 영구 차단 및 관리자 전원 패스워드 강제 초기화 완료.</w:t>
-      </w:r>
-    </w:p>
-    <w:p>
-      <w:pPr>
-        <w:spacing w:line="312" w:lineRule="auto" w:after="60"/>
-      </w:pPr>
-      <w:r>
-        <w:rPr>
-          <w:rFonts w:ascii="Malgun Gothic" w:hAnsi="Malgun Gothic"/>
-          <w:color w:val="334155"/>
-          <w:sz w:val="20"/>
-        </w:rPr>
-        <w:t>2. 정보주체(고객) 대상 이메일/문자 유출 사실 및 대처 요령 즉각 통지 발송.</w:t>
-      </w:r>
-    </w:p>
-    <w:p>
-      <w:pPr>
-        <w:jc w:val="center"/>
-      </w:pPr>
-      <w:r>
-        <w:rPr>
-          <w:rFonts w:ascii="Malgun Gothic" w:hAnsi="Malgun Gothic"/>
-          <w:b/>
-          <w:sz w:val="21"/>
-        </w:rPr>
-        <w:t>합의 및 확인일자: 202  년     월     일</w:t>
-      </w:r>
-    </w:p>
-    <w:p/>
     <w:tbl>
       <w:tblPr>
+        <w:tblStyle w:val="TableGrid"/>
         <w:tblW w:type="auto" w:w="0"/>
         <w:jc w:val="center"/>
         <w:tblLook w:firstColumn="1" w:firstRow="1" w:lastColumn="0" w:lastRow="0" w:noHBand="0" w:noVBand="1" w:val="04A0"/>
       </w:tblPr>
       <w:tblGrid>
-        <w:gridCol w:w="3120"/>
-        <w:gridCol w:w="3120"/>
-        <w:gridCol w:w="3120"/>
+        <w:gridCol w:w="4896"/>
+        <w:gridCol w:w="4896"/>
       </w:tblGrid>
       <w:tr>
         <w:tc>
           <w:tcPr>
-            <w:tcW w:type="dxa" w:w="3120"/>
-            <w:shd w:fill="334155"/>
+            <w:tcW w:type="dxa" w:w="4896"/>
+            <w:shd w:fill="1B365D"/>
             <w:tcMar>
-              <w:top w:w="90" w:type="dxa"/>
-              <w:bottom w:w="90" w:type="dxa"/>
-              <w:left w:w="110" w:type="dxa"/>
-              <w:right w:w="110" w:type="dxa"/>
+              <w:top w:w="110" w:type="dxa"/>
+              <w:bottom w:w="110" w:type="dxa"/>
+              <w:left w:w="140" w:type="dxa"/>
+              <w:right w:w="140" w:type="dxa"/>
             </w:tcMar>
           </w:tcPr>
           <w:p>
+            <w:pPr>
+              <w:jc w:val="center"/>
+            </w:pPr>
+            <w:r/>
             <w:r>
               <w:rPr>
-                <w:rFonts w:ascii="Malgun Gothic" w:hAnsi="Malgun Gothic"/>
+                <w:rFonts w:ascii="맑은 고딕" w:hAnsi="맑은 고딕" w:eastAsia="맑은 고딕"/>
                 <w:b/>
                 <w:color w:val="FFFFFF"/>
                 <w:sz w:val="19"/>
               </w:rPr>
-              <w:t>구 분</w:t>
+              <w:t>점검 항목</w:t>
             </w:r>
           </w:p>
         </w:tc>
         <w:tc>
           <w:tcPr>
-            <w:tcW w:type="dxa" w:w="3120"/>
-            <w:shd w:fill="334155"/>
+            <w:tcW w:type="dxa" w:w="4896"/>
+            <w:shd w:fill="1B365D"/>
             <w:tcMar>
-              <w:top w:w="90" w:type="dxa"/>
-              <w:bottom w:w="90" w:type="dxa"/>
-              <w:left w:w="110" w:type="dxa"/>
-              <w:right w:w="110" w:type="dxa"/>
+              <w:top w:w="110" w:type="dxa"/>
+              <w:bottom w:w="110" w:type="dxa"/>
+              <w:left w:w="140" w:type="dxa"/>
+              <w:right w:w="140" w:type="dxa"/>
             </w:tcMar>
           </w:tcPr>
           <w:p>
+            <w:pPr>
+              <w:jc w:val="center"/>
+            </w:pPr>
+            <w:r/>
             <w:r>
               <w:rPr>
-                <w:rFonts w:ascii="Malgun Gothic" w:hAnsi="Malgun Gothic"/>
+                <w:rFonts w:ascii="맑은 고딕" w:hAnsi="맑은 고딕" w:eastAsia="맑은 고딕"/>
                 <w:b/>
                 <w:color w:val="FFFFFF"/>
                 <w:sz w:val="19"/>
               </w:rPr>
-              <w:t>소속 / 직급 / 성명</w:t>
+              <w:t>상세 분석 내용 및 보안 통제 상태</w:t>
+            </w:r>
+          </w:p>
+        </w:tc>
+      </w:tr>
+      <w:tr>
+        <w:tc>
+          <w:tcPr>
+            <w:tcW w:type="dxa" w:w="4896"/>
+            <w:shd w:fill="EFF6FF"/>
+            <w:tcMar>
+              <w:top w:w="90" w:type="dxa"/>
+              <w:bottom w:w="90" w:type="dxa"/>
+              <w:left w:w="140" w:type="dxa"/>
+              <w:right w:w="140" w:type="dxa"/>
+            </w:tcMar>
+          </w:tcPr>
+          <w:p>
+            <w:r/>
+            <w:r>
+              <w:rPr>
+                <w:rFonts w:ascii="맑은 고딕" w:hAnsi="맑은 고딕" w:eastAsia="맑은 고딕"/>
+                <w:b/>
+                <w:color w:val="1E293B"/>
+                <w:sz w:val="19"/>
+              </w:rPr>
+              <w:t>공격 탐지 경위</w:t>
             </w:r>
           </w:p>
         </w:tc>
         <w:tc>
           <w:tcPr>
-            <w:tcW w:type="dxa" w:w="3120"/>
-            <w:shd w:fill="334155"/>
+            <w:tcW w:type="dxa" w:w="4896"/>
+            <w:shd w:fill="FFFFFF"/>
             <w:tcMar>
               <w:top w:w="90" w:type="dxa"/>
               <w:bottom w:w="90" w:type="dxa"/>
-              <w:left w:w="110" w:type="dxa"/>
-              <w:right w:w="110" w:type="dxa"/>
+              <w:left w:w="140" w:type="dxa"/>
+              <w:right w:w="140" w:type="dxa"/>
             </w:tcMar>
           </w:tcPr>
           <w:p>
+            <w:r/>
             <w:r>
               <w:rPr>
-                <w:rFonts w:ascii="Malgun Gothic" w:hAnsi="Malgun Gothic"/>
+                <w:rFonts w:ascii="맑은 고딕" w:hAnsi="맑은 고딕" w:eastAsia="맑은 고딕"/>
+                <w:b w:val="0"/>
+                <w:color w:val="1E293B"/>
+                <w:sz w:val="19"/>
+              </w:rPr>
+              <w:t>해외 비인가 IP 대역(185.220.x.x)에서 분당 1,500회의 비정상 OAuth 토큰 발급 시도 발생 ➔ AWS WAF Rate-Based Rule에 의해 10:16 자동 차단</w:t>
+            </w:r>
+          </w:p>
+        </w:tc>
+      </w:tr>
+      <w:tr>
+        <w:tc>
+          <w:tcPr>
+            <w:tcW w:type="dxa" w:w="4896"/>
+            <w:shd w:fill="EFF6FF"/>
+            <w:tcMar>
+              <w:top w:w="90" w:type="dxa"/>
+              <w:bottom w:w="90" w:type="dxa"/>
+              <w:left w:w="140" w:type="dxa"/>
+              <w:right w:w="140" w:type="dxa"/>
+            </w:tcMar>
+          </w:tcPr>
+          <w:p>
+            <w:r/>
+            <w:r>
+              <w:rPr>
+                <w:rFonts w:ascii="맑은 고딕" w:hAnsi="맑은 고딕" w:eastAsia="맑은 고딕"/>
+                <w:b/>
+                <w:color w:val="1E293B"/>
+                <w:sz w:val="19"/>
+              </w:rPr>
+              <w:t>개인정보 유출 여부</w:t>
+            </w:r>
+          </w:p>
+        </w:tc>
+        <w:tc>
+          <w:tcPr>
+            <w:tcW w:type="dxa" w:w="4896"/>
+            <w:shd w:fill="F8FAFC"/>
+            <w:tcMar>
+              <w:top w:w="90" w:type="dxa"/>
+              <w:bottom w:w="90" w:type="dxa"/>
+              <w:left w:w="140" w:type="dxa"/>
+              <w:right w:w="140" w:type="dxa"/>
+            </w:tcMar>
+          </w:tcPr>
+          <w:p>
+            <w:r/>
+            <w:r>
+              <w:rPr>
+                <w:rFonts w:ascii="맑은 고딕" w:hAnsi="맑은 고딕" w:eastAsia="맑은 고딕"/>
+                <w:b w:val="0"/>
+                <w:color w:val="1E293B"/>
+                <w:sz w:val="19"/>
+              </w:rPr>
+              <w:t>실제 유출 건수 0건 (모의훈련 시나리오 기준 테스트 계정 12건의 마스킹된 사내 이메일 열람 가정 훈련 수행)</w:t>
+            </w:r>
+          </w:p>
+        </w:tc>
+      </w:tr>
+      <w:tr>
+        <w:tc>
+          <w:tcPr>
+            <w:tcW w:type="dxa" w:w="4896"/>
+            <w:shd w:fill="EFF6FF"/>
+            <w:tcMar>
+              <w:top w:w="90" w:type="dxa"/>
+              <w:bottom w:w="90" w:type="dxa"/>
+              <w:left w:w="140" w:type="dxa"/>
+              <w:right w:w="140" w:type="dxa"/>
+            </w:tcMar>
+          </w:tcPr>
+          <w:p>
+            <w:r/>
+            <w:r>
+              <w:rPr>
+                <w:rFonts w:ascii="맑은 고딕" w:hAnsi="맑은 고딕" w:eastAsia="맑은 고딕"/>
+                <w:b/>
+                <w:color w:val="1E293B"/>
+                <w:sz w:val="19"/>
+              </w:rPr>
+              <w:t>암호화 보호 상태</w:t>
+            </w:r>
+          </w:p>
+        </w:tc>
+        <w:tc>
+          <w:tcPr>
+            <w:tcW w:type="dxa" w:w="4896"/>
+            <w:shd w:fill="FFFFFF"/>
+            <w:tcMar>
+              <w:top w:w="90" w:type="dxa"/>
+              <w:bottom w:w="90" w:type="dxa"/>
+              <w:left w:w="140" w:type="dxa"/>
+              <w:right w:w="140" w:type="dxa"/>
+            </w:tcMar>
+          </w:tcPr>
+          <w:p>
+            <w:r/>
+            <w:r>
+              <w:rPr>
+                <w:rFonts w:ascii="맑은 고딕" w:hAnsi="맑은 고딕" w:eastAsia="맑은 고딕"/>
+                <w:b w:val="0"/>
+                <w:color w:val="1E293B"/>
+                <w:sz w:val="19"/>
+              </w:rPr>
+              <w:t>DB 내 모든 사용자 식별자는 AES-256-GCM 암호화 및 SHA-256 솔트 해시 처리되어 평문 복호화 원천 불가</w:t>
+            </w:r>
+          </w:p>
+        </w:tc>
+      </w:tr>
+    </w:tbl>
+    <w:p/>
+    <w:p>
+      <w:r>
+        <w:rPr>
+          <w:rFonts w:ascii="맑은 고딕" w:hAnsi="맑은 고딕" w:eastAsia="맑은 고딕"/>
+          <w:b/>
+          <w:color w:val="1B365D"/>
+          <w:sz w:val="25"/>
+        </w:rPr>
+        <w:t>2. 초동 긴급 조치 및 정보주체 통지 절차</w:t>
+      </w:r>
+    </w:p>
+    <w:p>
+      <w:r>
+        <w:rPr>
+          <w:rFonts w:ascii="맑은 고딕" w:hAnsi="맑은 고딕" w:eastAsia="맑은 고딕"/>
+          <w:b w:val="0"/>
+          <w:color w:val="1E293B"/>
+          <w:sz w:val="20"/>
+        </w:rPr>
+        <w:t>1. (즉각 격리) 공격 출발지 ASN 대역 영구 블랙리스트 등록, 검증계 전 세션 토큰 강제 만료(Revoke) 및 시크릿 키 즉시 로테이션 완료.</w:t>
+      </w:r>
+    </w:p>
+    <w:p>
+      <w:r>
+        <w:rPr>
+          <w:rFonts w:ascii="맑은 고딕" w:hAnsi="맑은 고딕" w:eastAsia="맑은 고딕"/>
+          <w:b w:val="0"/>
+          <w:color w:val="1E293B"/>
+          <w:sz w:val="20"/>
+        </w:rPr>
+        <w:t>2. (정보주체 통지 및 재발 방지) 실제 유출 사고 발생 시 인지 후 72시간 이내에 피해 항목, 발생 시점, 대응 조치 및 피해 구제 절차를 정보주체에게 개별 이메일·알림톡으로 통지하는 자동 발송 스크립트 점검 완료.</w:t>
+      </w:r>
+    </w:p>
+    <w:p>
+      <w:pPr>
+        <w:jc w:val="right"/>
+      </w:pPr>
+      <w:r>
+        <w:rPr>
+          <w:rFonts w:ascii="맑은 고딕" w:hAnsi="맑은 고딕" w:eastAsia="맑은 고딕"/>
+          <w:b/>
+          <w:color w:val="0F172A"/>
+          <w:sz w:val="21"/>
+        </w:rPr>
+        <w:t>확정 및 서명일자: 2026년 10월 12일</w:t>
+      </w:r>
+    </w:p>
+    <w:tbl>
+      <w:tblPr>
+        <w:tblStyle w:val="TableGrid"/>
+        <w:tblW w:type="auto" w:w="0"/>
+        <w:jc w:val="center"/>
+        <w:tblLook w:firstColumn="1" w:firstRow="1" w:lastColumn="0" w:lastRow="0" w:noHBand="0" w:noVBand="1" w:val="04A0"/>
+      </w:tblPr>
+      <w:tblGrid>
+        <w:gridCol w:w="2448"/>
+        <w:gridCol w:w="2448"/>
+        <w:gridCol w:w="2448"/>
+        <w:gridCol w:w="2448"/>
+      </w:tblGrid>
+      <w:tr>
+        <w:tc>
+          <w:tcPr>
+            <w:tcW w:type="dxa" w:w="2448"/>
+            <w:shd w:fill="1B365D"/>
+            <w:tcMar>
+              <w:top w:w="110" w:type="dxa"/>
+              <w:bottom w:w="110" w:type="dxa"/>
+              <w:left w:w="140" w:type="dxa"/>
+              <w:right w:w="140" w:type="dxa"/>
+            </w:tcMar>
+          </w:tcPr>
+          <w:p>
+            <w:pPr>
+              <w:jc w:val="center"/>
+            </w:pPr>
+            <w:r/>
+            <w:r>
+              <w:rPr>
+                <w:rFonts w:ascii="맑은 고딕" w:hAnsi="맑은 고딕" w:eastAsia="맑은 고딕"/>
+                <w:b/>
+                <w:color w:val="FFFFFF"/>
+                <w:sz w:val="19"/>
+              </w:rPr>
+              <w:t>구분</w:t>
+            </w:r>
+          </w:p>
+        </w:tc>
+        <w:tc>
+          <w:tcPr>
+            <w:tcW w:type="dxa" w:w="2448"/>
+            <w:shd w:fill="1B365D"/>
+            <w:tcMar>
+              <w:top w:w="110" w:type="dxa"/>
+              <w:bottom w:w="110" w:type="dxa"/>
+              <w:left w:w="140" w:type="dxa"/>
+              <w:right w:w="140" w:type="dxa"/>
+            </w:tcMar>
+          </w:tcPr>
+          <w:p>
+            <w:pPr>
+              <w:jc w:val="center"/>
+            </w:pPr>
+            <w:r/>
+            <w:r>
+              <w:rPr>
+                <w:rFonts w:ascii="맑은 고딕" w:hAnsi="맑은 고딕" w:eastAsia="맑은 고딕"/>
+                <w:b/>
+                <w:color w:val="FFFFFF"/>
+                <w:sz w:val="19"/>
+              </w:rPr>
+              <w:t>소속 기관 및 부서</w:t>
+            </w:r>
+          </w:p>
+        </w:tc>
+        <w:tc>
+          <w:tcPr>
+            <w:tcW w:type="dxa" w:w="2448"/>
+            <w:shd w:fill="1B365D"/>
+            <w:tcMar>
+              <w:top w:w="110" w:type="dxa"/>
+              <w:bottom w:w="110" w:type="dxa"/>
+              <w:left w:w="140" w:type="dxa"/>
+              <w:right w:w="140" w:type="dxa"/>
+            </w:tcMar>
+          </w:tcPr>
+          <w:p>
+            <w:pPr>
+              <w:jc w:val="center"/>
+            </w:pPr>
+            <w:r/>
+            <w:r>
+              <w:rPr>
+                <w:rFonts w:ascii="맑은 고딕" w:hAnsi="맑은 고딕" w:eastAsia="맑은 고딕"/>
+                <w:b/>
+                <w:color w:val="FFFFFF"/>
+                <w:sz w:val="19"/>
+              </w:rPr>
+              <w:t>직급 / 성명</w:t>
+            </w:r>
+          </w:p>
+        </w:tc>
+        <w:tc>
+          <w:tcPr>
+            <w:tcW w:type="dxa" w:w="2448"/>
+            <w:shd w:fill="1B365D"/>
+            <w:tcMar>
+              <w:top w:w="110" w:type="dxa"/>
+              <w:bottom w:w="110" w:type="dxa"/>
+              <w:left w:w="140" w:type="dxa"/>
+              <w:right w:w="140" w:type="dxa"/>
+            </w:tcMar>
+          </w:tcPr>
+          <w:p>
+            <w:pPr>
+              <w:jc w:val="center"/>
+            </w:pPr>
+            <w:r/>
+            <w:r>
+              <w:rPr>
+                <w:rFonts w:ascii="맑은 고딕" w:hAnsi="맑은 고딕" w:eastAsia="맑은 고딕"/>
                 <w:b/>
                 <w:color w:val="FFFFFF"/>
                 <w:sz w:val="19"/>
@@ -468,19 +757,23 @@
       <w:tr>
         <w:tc>
           <w:tcPr>
-            <w:tcW w:type="dxa" w:w="3120"/>
+            <w:tcW w:type="dxa" w:w="2448"/>
+            <w:shd w:fill="FFFFFF"/>
             <w:tcMar>
-              <w:top w:w="100" w:type="dxa"/>
-              <w:bottom w:w="100" w:type="dxa"/>
-              <w:left w:w="110" w:type="dxa"/>
-              <w:right w:w="110" w:type="dxa"/>
+              <w:top w:w="90" w:type="dxa"/>
+              <w:bottom w:w="90" w:type="dxa"/>
+              <w:left w:w="140" w:type="dxa"/>
+              <w:right w:w="140" w:type="dxa"/>
             </w:tcMar>
           </w:tcPr>
           <w:p>
+            <w:r/>
             <w:r>
               <w:rPr>
-                <w:rFonts w:ascii="Malgun Gothic" w:hAnsi="Malgun Gothic"/>
-                <w:sz w:val="18"/>
+                <w:rFonts w:ascii="맑은 고딕" w:hAnsi="맑은 고딕" w:eastAsia="맑은 고딕"/>
+                <w:b w:val="0"/>
+                <w:color w:val="1E293B"/>
+                <w:sz w:val="19"/>
               </w:rPr>
               <w:t>개인정보보호책임자 (CPO)</w:t>
             </w:r>
@@ -488,41 +781,73 @@
         </w:tc>
         <w:tc>
           <w:tcPr>
-            <w:tcW w:type="dxa" w:w="3120"/>
+            <w:tcW w:type="dxa" w:w="2448"/>
+            <w:shd w:fill="FFFFFF"/>
             <w:tcMar>
-              <w:top w:w="100" w:type="dxa"/>
-              <w:bottom w:w="100" w:type="dxa"/>
-              <w:left w:w="110" w:type="dxa"/>
-              <w:right w:w="110" w:type="dxa"/>
+              <w:top w:w="90" w:type="dxa"/>
+              <w:bottom w:w="90" w:type="dxa"/>
+              <w:left w:w="140" w:type="dxa"/>
+              <w:right w:w="140" w:type="dxa"/>
             </w:tcMar>
           </w:tcPr>
           <w:p>
+            <w:r/>
             <w:r>
               <w:rPr>
-                <w:rFonts w:ascii="Malgun Gothic" w:hAnsi="Malgun Gothic"/>
-                <w:sz w:val="18"/>
+                <w:rFonts w:ascii="맑은 고딕" w:hAnsi="맑은 고딕" w:eastAsia="맑은 고딕"/>
+                <w:b w:val="0"/>
+                <w:color w:val="1E293B"/>
+                <w:sz w:val="19"/>
               </w:rPr>
-              <w:t>[고객사명] 정보보호총괄 [           ]</w:t>
+              <w:t>주식회사 한빛글로벌 정보보호팀</w:t>
             </w:r>
           </w:p>
         </w:tc>
         <w:tc>
           <w:tcPr>
-            <w:tcW w:type="dxa" w:w="3120"/>
+            <w:tcW w:type="dxa" w:w="2448"/>
+            <w:shd w:fill="FFFFFF"/>
             <w:tcMar>
-              <w:top w:w="100" w:type="dxa"/>
-              <w:bottom w:w="100" w:type="dxa"/>
-              <w:left w:w="110" w:type="dxa"/>
-              <w:right w:w="110" w:type="dxa"/>
+              <w:top w:w="90" w:type="dxa"/>
+              <w:bottom w:w="90" w:type="dxa"/>
+              <w:left w:w="140" w:type="dxa"/>
+              <w:right w:w="140" w:type="dxa"/>
             </w:tcMar>
           </w:tcPr>
           <w:p>
+            <w:r/>
             <w:r>
               <w:rPr>
-                <w:rFonts w:ascii="Malgun Gothic" w:hAnsi="Malgun Gothic"/>
-                <w:sz w:val="18"/>
+                <w:rFonts w:ascii="맑은 고딕" w:hAnsi="맑은 고딕" w:eastAsia="맑은 고딕"/>
+                <w:b w:val="0"/>
+                <w:color w:val="1E293B"/>
+                <w:sz w:val="19"/>
               </w:rPr>
-              <w:t>(서명 또는 인)</w:t>
+              <w:t>상무 한 지 훈</w:t>
+            </w:r>
+          </w:p>
+        </w:tc>
+        <w:tc>
+          <w:tcPr>
+            <w:tcW w:type="dxa" w:w="2448"/>
+            <w:shd w:fill="FFFFFF"/>
+            <w:tcMar>
+              <w:top w:w="90" w:type="dxa"/>
+              <w:bottom w:w="90" w:type="dxa"/>
+              <w:left w:w="140" w:type="dxa"/>
+              <w:right w:w="140" w:type="dxa"/>
+            </w:tcMar>
+          </w:tcPr>
+          <w:p>
+            <w:r/>
+            <w:r>
+              <w:rPr>
+                <w:rFonts w:ascii="맑은 고딕" w:hAnsi="맑은 고딕" w:eastAsia="맑은 고딕"/>
+                <w:b w:val="0"/>
+                <w:color w:val="1E293B"/>
+                <w:sz w:val="19"/>
+              </w:rPr>
+              <w:t>(서명 완료)</w:t>
             </w:r>
           </w:p>
         </w:tc>
@@ -530,61 +855,97 @@
       <w:tr>
         <w:tc>
           <w:tcPr>
-            <w:tcW w:type="dxa" w:w="3120"/>
+            <w:tcW w:type="dxa" w:w="2448"/>
+            <w:shd w:fill="F8FAFC"/>
             <w:tcMar>
-              <w:top w:w="100" w:type="dxa"/>
-              <w:bottom w:w="100" w:type="dxa"/>
-              <w:left w:w="110" w:type="dxa"/>
-              <w:right w:w="110" w:type="dxa"/>
+              <w:top w:w="90" w:type="dxa"/>
+              <w:bottom w:w="90" w:type="dxa"/>
+              <w:left w:w="140" w:type="dxa"/>
+              <w:right w:w="140" w:type="dxa"/>
             </w:tcMar>
           </w:tcPr>
           <w:p>
+            <w:r/>
             <w:r>
               <w:rPr>
-                <w:rFonts w:ascii="Malgun Gothic" w:hAnsi="Malgun Gothic"/>
-                <w:sz w:val="18"/>
+                <w:rFonts w:ascii="맑은 고딕" w:hAnsi="맑은 고딕" w:eastAsia="맑은 고딕"/>
+                <w:b w:val="0"/>
+                <w:color w:val="1E293B"/>
+                <w:sz w:val="19"/>
               </w:rPr>
-              <w:t>기술지원책임자 (수행사)</w:t>
+              <w:t>보안기술지원책임자</w:t>
             </w:r>
           </w:p>
         </w:tc>
         <w:tc>
           <w:tcPr>
-            <w:tcW w:type="dxa" w:w="3120"/>
+            <w:tcW w:type="dxa" w:w="2448"/>
+            <w:shd w:fill="F8FAFC"/>
             <w:tcMar>
-              <w:top w:w="100" w:type="dxa"/>
-              <w:bottom w:w="100" w:type="dxa"/>
-              <w:left w:w="110" w:type="dxa"/>
-              <w:right w:w="110" w:type="dxa"/>
+              <w:top w:w="90" w:type="dxa"/>
+              <w:bottom w:w="90" w:type="dxa"/>
+              <w:left w:w="140" w:type="dxa"/>
+              <w:right w:w="140" w:type="dxa"/>
             </w:tcMar>
           </w:tcPr>
           <w:p>
+            <w:r/>
             <w:r>
               <w:rPr>
-                <w:rFonts w:ascii="Malgun Gothic" w:hAnsi="Malgun Gothic"/>
-                <w:sz w:val="18"/>
+                <w:rFonts w:ascii="맑은 고딕" w:hAnsi="맑은 고딕" w:eastAsia="맑은 고딕"/>
+                <w:b w:val="0"/>
+                <w:color w:val="1E293B"/>
+                <w:sz w:val="19"/>
               </w:rPr>
-              <w:t>주식회사 엠파시 보안수석 [           ]</w:t>
+              <w:t>주식회사 엠파시 정보보안실</w:t>
             </w:r>
           </w:p>
         </w:tc>
         <w:tc>
           <w:tcPr>
-            <w:tcW w:type="dxa" w:w="3120"/>
+            <w:tcW w:type="dxa" w:w="2448"/>
+            <w:shd w:fill="F8FAFC"/>
             <w:tcMar>
-              <w:top w:w="100" w:type="dxa"/>
-              <w:bottom w:w="100" w:type="dxa"/>
-              <w:left w:w="110" w:type="dxa"/>
-              <w:right w:w="110" w:type="dxa"/>
+              <w:top w:w="90" w:type="dxa"/>
+              <w:bottom w:w="90" w:type="dxa"/>
+              <w:left w:w="140" w:type="dxa"/>
+              <w:right w:w="140" w:type="dxa"/>
             </w:tcMar>
           </w:tcPr>
           <w:p>
+            <w:r/>
             <w:r>
               <w:rPr>
-                <w:rFonts w:ascii="Malgun Gothic" w:hAnsi="Malgun Gothic"/>
-                <w:sz w:val="18"/>
+                <w:rFonts w:ascii="맑은 고딕" w:hAnsi="맑은 고딕" w:eastAsia="맑은 고딕"/>
+                <w:b w:val="0"/>
+                <w:color w:val="1E293B"/>
+                <w:sz w:val="19"/>
               </w:rPr>
-              <w:t>(서명 또는 인)</w:t>
+              <w:t>보안수석 오 승 민</w:t>
+            </w:r>
+          </w:p>
+        </w:tc>
+        <w:tc>
+          <w:tcPr>
+            <w:tcW w:type="dxa" w:w="2448"/>
+            <w:shd w:fill="F8FAFC"/>
+            <w:tcMar>
+              <w:top w:w="90" w:type="dxa"/>
+              <w:bottom w:w="90" w:type="dxa"/>
+              <w:left w:w="140" w:type="dxa"/>
+              <w:right w:w="140" w:type="dxa"/>
+            </w:tcMar>
+          </w:tcPr>
+          <w:p>
+            <w:r/>
+            <w:r>
+              <w:rPr>
+                <w:rFonts w:ascii="맑은 고딕" w:hAnsi="맑은 고딕" w:eastAsia="맑은 고딕"/>
+                <w:b w:val="0"/>
+                <w:color w:val="1E293B"/>
+                <w:sz w:val="19"/>
+              </w:rPr>
+              <w:t>(서명 완료)</w:t>
             </w:r>
           </w:p>
         </w:tc>
@@ -593,7 +954,7 @@
     <w:p/>
     <w:sectPr>
       <w:pgSz w:w="12240" w:h="15840"/>
-      <w:pgMar w:top="1440" w:right="1440" w:bottom="1440" w:left="1440" w:header="720" w:footer="720" w:gutter="0"/>
+      <w:pgMar w:top="1152" w:right="1224" w:bottom="1152" w:left="1224" w:header="720" w:footer="720" w:gutter="0"/>
       <w:cols w:space="720"/>
       <w:docGrid w:linePitch="360"/>
     </w:sectPr>

--- a/public/templates/office/Common_보안침해사고_개인정보유출_신고서.docx
+++ b/public/templates/office/Common_보안침해사고_개인정보유출_신고서.docx
@@ -10,7 +10,7 @@
           <w:color w:val="2563EB"/>
           <w:sz w:val="17"/>
         </w:rPr>
-        <w:t>[엠파시 엔터프라이즈 표준 사업관리 서식] 문서번호: EMP-DOC-E1 | 사업명: 한빛글로벌 SyncGuard AI 시스템 구축</w:t>
+        <w:t>[엠파시 엔터프라이즈 표준 사업관리 서식] 문서번호: EMP-DOC-E1 | 사업명: 한빛글로벌 SyncFlow AI 시스템 구축</w:t>
       </w:r>
     </w:p>
     <w:p>
@@ -297,7 +297,7 @@
                 <w:color w:val="1E293B"/>
                 <w:sz w:val="19"/>
               </w:rPr>
-              <w:t>SyncGuard AI 검증계 외부연계 게이트웨이 (stg-api-gw.hanbitglobal.com / IP: 10.240.12.88)</w:t>
+              <w:t>SyncFlow AI 검증계 외부연계 게이트웨이 (stg-api-gw.hanbitglobal.com / IP: 10.240.12.88)</w:t>
             </w:r>
           </w:p>
         </w:tc>
